--- a/src/docs/templates/model_development_smnyl.docx
+++ b/src/docs/templates/model_development_smnyl.docx
@@ -792,7 +792,7 @@
                 <w:color w:val="AAAAAA"/>
                 <w:sz w:val="16"/>
               </w:rPr>
-              <w:t>{%- tr for v in version_history %}</w:t>
+              <w:t>{%tr for v in version_history %}</w:t>
             </w:r>
           </w:p>
         </w:tc>
@@ -914,7 +914,7 @@
                 <w:color w:val="AAAAAA"/>
                 <w:sz w:val="16"/>
               </w:rPr>
-              <w:t>{%- tr endfor %}</w:t>
+              <w:t>{%tr endfor %}</w:t>
             </w:r>
           </w:p>
         </w:tc>
@@ -1639,7 +1639,7 @@
               <w:rPr>
                 <w:sz w:val="16"/>
               </w:rPr>
-              <w:t>{%- tr for d in raw_data_sources %}</w:t>
+              <w:t>{%tr for d in raw_data_sources %}</w:t>
             </w:r>
           </w:p>
         </w:tc>
@@ -1760,7 +1760,7 @@
               <w:rPr>
                 <w:sz w:val="16"/>
               </w:rPr>
-              <w:t>{%- tr endfor %}</w:t>
+              <w:t>{%tr endfor %}</w:t>
             </w:r>
           </w:p>
         </w:tc>
@@ -1926,7 +1926,7 @@
               <w:rPr>
                 <w:sz w:val="16"/>
               </w:rPr>
-              <w:t>{%- tr for u in upstream_models %}</w:t>
+              <w:t>{%tr for u in upstream_models %}</w:t>
             </w:r>
           </w:p>
         </w:tc>
@@ -2025,7 +2025,7 @@
               <w:rPr>
                 <w:sz w:val="16"/>
               </w:rPr>
-              <w:t>{%- tr endfor %}</w:t>
+              <w:t>{%tr endfor %}</w:t>
             </w:r>
           </w:p>
         </w:tc>
@@ -2343,7 +2343,7 @@
               <w:rPr>
                 <w:sz w:val="16"/>
               </w:rPr>
-              <w:t>{%- tr for c in input_changes %}</w:t>
+              <w:t>{%tr for c in input_changes %}</w:t>
             </w:r>
           </w:p>
         </w:tc>
@@ -2398,7 +2398,7 @@
               <w:rPr>
                 <w:sz w:val="16"/>
               </w:rPr>
-              <w:t>{%- tr endfor %}</w:t>
+              <w:t>{%tr endfor %}</w:t>
             </w:r>
           </w:p>
         </w:tc>
@@ -2706,7 +2706,7 @@
               <w:rPr>
                 <w:sz w:val="16"/>
               </w:rPr>
-              <w:t>{%- tr for c in process_changes %}</w:t>
+              <w:t>{%tr for c in process_changes %}</w:t>
             </w:r>
           </w:p>
         </w:tc>
@@ -2761,7 +2761,7 @@
               <w:rPr>
                 <w:sz w:val="16"/>
               </w:rPr>
-              <w:t>{%- tr endfor %}</w:t>
+              <w:t>{%tr endfor %}</w:t>
             </w:r>
           </w:p>
         </w:tc>
